--- a/public/files/en/humanities-worksheet-three-versions.docx
+++ b/public/files/en/humanities-worksheet-three-versions.docx
@@ -121,7 +121,7 @@
           <w:color w:val="080808"/>
           <w:sz w:val="21"/>
         </w:rPr>
-        <w:t>Forty years ago, On Wo Estate had only low wooden huts and market stalls. Residents queued at the communal standpipe on the corner to fetch water. To cross the harbour, people could only take the ferry, and the trip there and back took a long time. There was no MTR station and no big shopping centre. The Tin Hau temple stood at the entrance to the village, with open ground in front where the children used to play.</w:t>
+        <w:t>On Wo Estate, forty years ago Forty years ago, On Wo Estate had only low wooden huts and market stalls. Residents queued at the communal standpipe on the corner to fetch water. To cross the harbour, people could only take the ferry, and the trip there and back took a long time. There was no MTR station and no big shopping centre. The Tin Hau temple stood at the entrance to the village, with open ground in front where the children used to play.</w:t>
       </w:r>
     </w:p>
     <w:p>
@@ -132,7 +132,7 @@
           <w:color w:val="080808"/>
           <w:sz w:val="21"/>
         </w:rPr>
-        <w:t>Today, On Wo Estate has become high-rise blocks, and every household has piped water. There is a supermarket and an MTR station next to the estate, so crossing the harbour is quick. A large shopping centre has replaced some of the market stalls, but there is still a market at the entrance to the estate. The Tin Hau temple is still there, and the open ground in front has become a park with a children's playground and fitness equipment for the elderly.</w:t>
+        <w:t>On Wo Estate today Today, On Wo Estate has become high-rise blocks, and every household has piped water. There is a supermarket and an MTR station next to the estate, so crossing the harbour is quick. A large shopping centre has replaced some of the market stalls, but there is still a market at the entrance to the estate. The Tin Hau temple is still there, and the open ground in front has become a park with a children's playground and fitness equipment for the elderly.</w:t>
       </w:r>
     </w:p>
     <w:p>
@@ -157,7 +157,7 @@
           <w:color w:val="080808"/>
           <w:sz w:val="21"/>
         </w:rPr>
-        <w:t>Task: Read the two passages carefully, then complete the questions.</w:t>
+        <w:t>Standard Task: Read the two passages carefully, then complete the questions.</w:t>
       </w:r>
     </w:p>
     <w:p>
@@ -383,7 +383,7 @@
           <w:color w:val="080808"/>
           <w:sz w:val="21"/>
         </w:rPr>
-        <w:t>Step 1: Circle. In the word bank, circle the "then" items in one colour and the "now" items in another.</w:t>
+        <w:t>Scaffolded Step 1: Circle. In the word bank, circle the "then" items in one colour and the "now" items in another.</w:t>
       </w:r>
     </w:p>
     <w:p>
@@ -540,7 +540,7 @@
           <w:color w:val="080808"/>
           <w:sz w:val="21"/>
         </w:rPr>
-        <w:t>Step 1: Cut out the cards below.</w:t>
+        <w:t>Visual Step 1: Cut out the cards below.</w:t>
       </w:r>
     </w:p>
     <w:p>
@@ -1426,53 +1426,6 @@
         </w:tc>
       </w:tr>
     </w:tbl>
-    <w:p>
-      <w:r>
-        <w:rPr>
-          <w:rFonts w:ascii="Quicksand" w:hAnsi="Quicksand" w:cs="Quicksand" w:eastAsia="Noto Sans TC"/>
-          <w:b w:val="0"/>
-          <w:color w:val="080808"/>
-          <w:sz w:val="21"/>
-        </w:rPr>
-        <w:t>For the reviewer (Henry): please check that the difficulty gap between the three versions is appropriate, that the icons print clearly, and that the "sorting table" answers match the reading passages.</w:t>
-      </w:r>
-    </w:p>
-    <w:p>
-      <w:pPr>
-        <w:spacing w:before="240" w:after="80"/>
-      </w:pPr>
-      <w:r>
-        <w:rPr>
-          <w:rFonts w:ascii="Quicksand" w:hAnsi="Quicksand" w:cs="Quicksand" w:eastAsia="Noto Sans TC"/>
-          <w:b/>
-          <w:color w:val="E10707"/>
-          <w:sz w:val="28"/>
-        </w:rPr>
-        <w:t>How this relates to the EDB framework</w:t>
-      </w:r>
-    </w:p>
-    <w:p>
-      <w:r>
-        <w:rPr>
-          <w:rFonts w:ascii="Quicksand" w:hAnsi="Quicksand" w:cs="Quicksand" w:eastAsia="Noto Sans TC"/>
-          <w:b w:val="0"/>
-          <w:color w:val="080808"/>
-          <w:sz w:val="21"/>
-        </w:rPr>
-        <w:t>Relates to the Guide to Using AI in Teaching in Primary and Secondary Schools (source G), pp.2-5 and 2-7: this part of the guide discusses providing differentiated resources and support for diverse learners.</w:t>
-      </w:r>
-    </w:p>
-    <w:p>
-      <w:r>
-        <w:rPr>
-          <w:rFonts w:ascii="Quicksand" w:hAnsi="Quicksand" w:cs="Quicksand" w:eastAsia="Noto Sans TC"/>
-          <w:b w:val="0"/>
-          <w:color w:val="080808"/>
-          <w:sz w:val="21"/>
-        </w:rPr>
-        <w:t>This is an independent Beets teaching resource, not an official EDB publication.</w:t>
-      </w:r>
-    </w:p>
     <w:sectPr>
       <w:pgSz w:w="11906" w:h="16838"/>
       <w:pgMar w:top="1020" w:right="1134" w:bottom="1020" w:left="1134" w:header="720" w:footer="720" w:gutter="0"/>
